--- a/0-all/1-2025-2026/2-second-semester/6-G-6/8-week-8/4-worksheet/Computer Worksheet G6 W8.docx
+++ b/0-all/1-2025-2026/2-second-semester/6-G-6/8-week-8/4-worksheet/Computer Worksheet G6 W8.docx
@@ -310,7 +310,17 @@
                 <w:sz w:val="28"/>
                 <w:szCs w:val="28"/>
               </w:rPr>
-              <w:t>Platformer Movement</w:t>
+              <w:t xml:space="preserve">Platformer </w:t>
+            </w:r>
+            <w:r>
+              <w:rPr>
+                <w:rFonts w:ascii="Comic Sans MS" w:hAnsi="Comic Sans MS"/>
+                <w:b/>
+                <w:bCs/>
+                <w:sz w:val="28"/>
+                <w:szCs w:val="28"/>
+              </w:rPr>
+              <w:t>Game</w:t>
             </w:r>
           </w:p>
         </w:tc>
@@ -439,6 +449,17 @@
           <w:u w:val="single"/>
         </w:rPr>
         <w:t>Question A:</w:t>
+      </w:r>
+      <w:r>
+        <w:rPr>
+          <w:rFonts w:ascii="Lucida Bright" w:hAnsi="Lucida Bright"/>
+          <w:b/>
+          <w:bCs/>
+          <w:sz w:val="36"/>
+          <w:szCs w:val="36"/>
+          <w:u w:val="single"/>
+        </w:rPr>
+        <w:t xml:space="preserve"> Match</w:t>
       </w:r>
       <w:r>
         <w:rPr>
@@ -1413,7 +1434,6 @@
   <w:style w:type="character" w:default="1" w:styleId="DefaultParagraphFont">
     <w:name w:val="Default Paragraph Font"/>
     <w:uiPriority w:val="1"/>
-    <w:semiHidden/>
     <w:unhideWhenUsed/>
   </w:style>
   <w:style w:type="table" w:default="1" w:styleId="TableNormal">
